--- a/spec-bundle/pattern_like_astrology_app_product_platform_spec_v0.5.docx
+++ b/spec-bundle/pattern_like_astrology_app_product_platform_spec_v0.5.docx
@@ -1178,6 +1178,23 @@
         <w:rPr>
           <w:b/>
         </w:rPr>
+        <w:t>Reading language.</w:t>
+      </w:r>
+      <w:r>
+        <w:rPr>
+          <w:b w:val="0"/>
+        </w:rPr>
+        <w:t xml:space="preserve"> The deterministic validator's rules — the body, sign, aspect, phase, and house vocabularies, the month names, the safety and personalization rules, the uncertainty terms — are English. A confirmed locale it cannot judge is therefore refused before a command is frozen, rather than publishing prose nothing verified. Supporting another language means translating the rule tables, not widening the list. Until then the product answers a non-English reader honestly instead of quietly.</w:t>
+      </w:r>
+    </w:p>
+    <w:p>
+      <w:pPr>
+        <w:pStyle w:val="ListNumber"/>
+      </w:pPr>
+      <w:r>
+        <w:rPr>
+          <w:b/>
+        </w:rPr>
         <w:t>Consent policy versioning.</w:t>
       </w:r>
       <w:r>

--- a/spec-bundle/pattern_like_astrology_app_product_platform_spec_v0.5.docx
+++ b/spec-bundle/pattern_like_astrology_app_product_platform_spec_v0.5.docx
@@ -1150,7 +1150,7 @@
         <w:rPr>
           <w:b w:val="0"/>
         </w:rPr>
-        <w:t xml:space="preserve"> The publisher consumes every eligible source present when it runs. Journals, check-ins, and connectors remain unimplemented, and the privacy surface exposes only categories that genuinely exist. No provider-specific ingestion path will be added for them.</w:t>
+        <w:t xml:space="preserve"> The publisher consumes every eligible source present when it runs. Daily check-ins are implemented as USR-06, and USR-09 life events are available to Time Travel only. Journals and external connectors remain unimplemented, and the privacy surface exposes only categories that genuinely exist. No provider-specific ingestion path will be added for them.</w:t>
       </w:r>
     </w:p>
     <w:p>

--- a/spec-bundle/pattern_like_astrology_app_product_platform_spec_v0.5.docx
+++ b/spec-bundle/pattern_like_astrology_app_product_platform_spec_v0.5.docx
@@ -626,7 +626,21 @@
         <w:rPr>
           <w:b w:val="0"/>
         </w:rPr>
-        <w:t>A scheduler-replaceable failure may install at most two automatic replacement commands. After the third, the reading is unavailable for that local day and the interface stops offering a control that cannot succeed.</w:t>
+        <w:t xml:space="preserve">A scheduler-replaceable failure may install at most two automatic replacement commands. After the third, the reading is unavailable for that local day and the interface stops offering a control that cannot succeed. The sole exception is transport migration: an authenticated Today request may install one generation-four successor only when the encrypted generation-three command proves that it pins the retired OpenAI transport and the current deployment is configured for Codex. The successor records </w:t>
+      </w:r>
+      <w:r>
+        <w:rPr>
+          <w:rFonts w:ascii="Consolas" w:hAnsi="Consolas"/>
+          <w:b w:val="0"/>
+          <w:sz w:val="19"/>
+        </w:rPr>
+        <w:t>publisher_superseded</w:t>
+      </w:r>
+      <w:r>
+        <w:rPr>
+          <w:b w:val="0"/>
+        </w:rPr>
+        <w:t>, and no generation-five command is permitted.</w:t>
       </w:r>
     </w:p>
     <w:p>
